--- a/docs/Call CheckList.docx
+++ b/docs/Call CheckList.docx
@@ -23,11 +23,13 @@
         <w:tc>
           <w:tcPr>
             <w:tcW w:w="5750" w:type="dxa"/>
-            <w:shd w:val="clear" w:color="auto" w:fill="7F7F7F" w:themeFill="text1" w:themeFillTint="80"/>
+            <w:shd w:val="clear" w:color="auto" w:fill="153D63" w:themeFill="text2" w:themeFillTint="E6"/>
           </w:tcPr>
           <w:p>
             <w:pPr>
               <w:rPr>
+                <w:b/>
+                <w:bCs/>
                 <w:color w:val="FFFFFF" w:themeColor="background1"/>
                 <w:sz w:val="20"/>
                 <w:szCs w:val="20"/>
@@ -35,6 +37,8 @@
             </w:pPr>
             <w:r>
               <w:rPr>
+                <w:b/>
+                <w:bCs/>
                 <w:color w:val="FFFFFF" w:themeColor="background1"/>
                 <w:sz w:val="20"/>
                 <w:szCs w:val="20"/>
@@ -69,6 +73,13 @@
       </w:r>
       <w:r>
         <w:rPr>
+          <w:sz w:val="20"/>
+          <w:szCs w:val="20"/>
+        </w:rPr>
+        <w:t xml:space="preserve"> </w:t>
+      </w:r>
+      <w:r>
+        <w:rPr>
           <w:b/>
           <w:bCs/>
           <w:sz w:val="20"/>
@@ -84,6 +95,35 @@
           <w:szCs w:val="20"/>
         </w:rPr>
         <w:t xml:space="preserve"> Notified</w:t>
+      </w:r>
+      <w:r>
+        <w:rPr>
+          <w:b/>
+          <w:bCs/>
+          <w:sz w:val="20"/>
+          <w:szCs w:val="20"/>
+        </w:rPr>
+        <w:t xml:space="preserve"> + Time </w:t>
+      </w:r>
+      <w:proofErr w:type="gramStart"/>
+      <w:r>
+        <w:rPr>
+          <w:b/>
+          <w:bCs/>
+          <w:sz w:val="20"/>
+          <w:szCs w:val="20"/>
+        </w:rPr>
+        <w:t>On</w:t>
+      </w:r>
+      <w:proofErr w:type="gramEnd"/>
+      <w:r>
+        <w:rPr>
+          <w:b/>
+          <w:bCs/>
+          <w:sz w:val="20"/>
+          <w:szCs w:val="20"/>
+        </w:rPr>
+        <w:t xml:space="preserve"> Scene</w:t>
       </w:r>
     </w:p>
     <w:p>
@@ -110,6 +150,13 @@
       </w:r>
       <w:r>
         <w:rPr>
+          <w:sz w:val="20"/>
+          <w:szCs w:val="20"/>
+        </w:rPr>
+        <w:t xml:space="preserve"> </w:t>
+      </w:r>
+      <w:r>
+        <w:rPr>
           <w:b/>
           <w:bCs/>
           <w:sz w:val="20"/>
@@ -161,75 +208,19 @@
       </w:r>
       <w:r>
         <w:rPr>
+          <w:sz w:val="20"/>
+          <w:szCs w:val="20"/>
+        </w:rPr>
+        <w:t xml:space="preserve"> </w:t>
+      </w:r>
+      <w:r>
+        <w:rPr>
           <w:b/>
           <w:bCs/>
           <w:sz w:val="20"/>
           <w:szCs w:val="20"/>
         </w:rPr>
         <w:t xml:space="preserve">Chief Complaint </w:t>
-      </w:r>
-    </w:p>
-    <w:p>
-      <w:pPr>
-        <w:spacing w:after="0" w:line="360" w:lineRule="auto"/>
-        <w:rPr>
-          <w:b/>
-          <w:bCs/>
-          <w:sz w:val="20"/>
-          <w:szCs w:val="20"/>
-        </w:rPr>
-      </w:pPr>
-      <w:r>
-        <w:rPr>
-          <w:sz w:val="20"/>
-          <w:szCs w:val="20"/>
-        </w:rPr>
-        <w:t>☐</w:t>
-      </w:r>
-      <w:r>
-        <w:rPr>
-          <w:sz w:val="20"/>
-          <w:szCs w:val="20"/>
-        </w:rPr>
-        <w:t xml:space="preserve"> </w:t>
-      </w:r>
-      <w:r>
-        <w:rPr>
-          <w:b/>
-          <w:bCs/>
-          <w:sz w:val="20"/>
-          <w:szCs w:val="20"/>
-        </w:rPr>
-        <w:t>Time</w:t>
-      </w:r>
-      <w:r>
-        <w:rPr>
-          <w:b/>
-          <w:bCs/>
-          <w:sz w:val="20"/>
-          <w:szCs w:val="20"/>
-        </w:rPr>
-        <w:t xml:space="preserve"> </w:t>
-      </w:r>
-      <w:proofErr w:type="gramStart"/>
-      <w:r>
-        <w:rPr>
-          <w:b/>
-          <w:bCs/>
-          <w:sz w:val="20"/>
-          <w:szCs w:val="20"/>
-        </w:rPr>
-        <w:t>On</w:t>
-      </w:r>
-      <w:proofErr w:type="gramEnd"/>
-      <w:r>
-        <w:rPr>
-          <w:b/>
-          <w:bCs/>
-          <w:sz w:val="20"/>
-          <w:szCs w:val="20"/>
-        </w:rPr>
-        <w:t xml:space="preserve"> Scene</w:t>
       </w:r>
     </w:p>
     <w:tbl>
@@ -253,11 +244,13 @@
         <w:tc>
           <w:tcPr>
             <w:tcW w:w="5750" w:type="dxa"/>
-            <w:shd w:val="clear" w:color="auto" w:fill="7F7F7F" w:themeFill="text1" w:themeFillTint="80"/>
+            <w:shd w:val="clear" w:color="auto" w:fill="153D63" w:themeFill="text2" w:themeFillTint="E6"/>
           </w:tcPr>
           <w:p>
             <w:pPr>
               <w:rPr>
+                <w:b/>
+                <w:bCs/>
                 <w:color w:val="FFFFFF" w:themeColor="background1"/>
                 <w:sz w:val="20"/>
                 <w:szCs w:val="20"/>
@@ -265,6 +258,8 @@
             </w:pPr>
             <w:r>
               <w:rPr>
+                <w:b/>
+                <w:bCs/>
                 <w:color w:val="FFFFFF" w:themeColor="background1"/>
                 <w:sz w:val="20"/>
                 <w:szCs w:val="20"/>
@@ -273,6 +268,8 @@
             </w:r>
             <w:r>
               <w:rPr>
+                <w:b/>
+                <w:bCs/>
                 <w:color w:val="FFFFFF" w:themeColor="background1"/>
                 <w:sz w:val="20"/>
                 <w:szCs w:val="20"/>
@@ -285,7 +282,24 @@
     </w:tbl>
     <w:p>
       <w:pPr>
-        <w:spacing w:after="0" w:line="240" w:lineRule="auto"/>
+        <w:spacing w:after="0" w:line="360" w:lineRule="auto"/>
+        <w:rPr>
+          <w:b/>
+          <w:bCs/>
+          <w:sz w:val="20"/>
+          <w:szCs w:val="20"/>
+        </w:rPr>
+      </w:pPr>
+      <w:r>
+        <w:rPr>
+          <w:b/>
+          <w:bCs/>
+          <w:sz w:val="20"/>
+          <w:szCs w:val="20"/>
+        </w:rPr>
+        <w:t xml:space="preserve">   </w:t>
+      </w:r>
+      <w:r>
         <w:rPr>
           <w:b/>
           <w:bCs/>
@@ -293,25 +307,16 @@
           <w:szCs w:val="20"/>
           <w:u w:val="single"/>
         </w:rPr>
-      </w:pPr>
-      <w:r>
-        <w:rPr>
-          <w:b/>
-          <w:bCs/>
-          <w:sz w:val="20"/>
-          <w:szCs w:val="20"/>
-        </w:rPr>
-        <w:t xml:space="preserve">   </w:t>
-      </w:r>
-      <w:r>
-        <w:rPr>
-          <w:b/>
-          <w:bCs/>
-          <w:sz w:val="20"/>
-          <w:szCs w:val="20"/>
-          <w:u w:val="single"/>
-        </w:rPr>
-        <w:t>INFORMATION FROM PATIENT</w:t>
+        <w:t>FROM PATIENT</w:t>
+      </w:r>
+      <w:r>
+        <w:rPr>
+          <w:b/>
+          <w:bCs/>
+          <w:sz w:val="20"/>
+          <w:szCs w:val="20"/>
+        </w:rPr>
+        <w:t>:</w:t>
       </w:r>
     </w:p>
     <w:p>
@@ -338,6 +343,13 @@
       </w:r>
       <w:r>
         <w:rPr>
+          <w:sz w:val="20"/>
+          <w:szCs w:val="20"/>
+        </w:rPr>
+        <w:t xml:space="preserve"> </w:t>
+      </w:r>
+      <w:r>
+        <w:rPr>
           <w:b/>
           <w:bCs/>
           <w:sz w:val="20"/>
@@ -370,6 +382,13 @@
       </w:r>
       <w:r>
         <w:rPr>
+          <w:sz w:val="20"/>
+          <w:szCs w:val="20"/>
+        </w:rPr>
+        <w:t xml:space="preserve"> </w:t>
+      </w:r>
+      <w:r>
+        <w:rPr>
           <w:b/>
           <w:bCs/>
           <w:sz w:val="20"/>
@@ -412,6 +431,13 @@
       </w:r>
       <w:r>
         <w:rPr>
+          <w:sz w:val="20"/>
+          <w:szCs w:val="20"/>
+        </w:rPr>
+        <w:t xml:space="preserve"> </w:t>
+      </w:r>
+      <w:r>
+        <w:rPr>
           <w:b/>
           <w:bCs/>
           <w:sz w:val="20"/>
@@ -464,6 +490,13 @@
       </w:r>
       <w:r>
         <w:rPr>
+          <w:sz w:val="20"/>
+          <w:szCs w:val="20"/>
+        </w:rPr>
+        <w:t xml:space="preserve"> </w:t>
+      </w:r>
+      <w:r>
+        <w:rPr>
           <w:b/>
           <w:bCs/>
           <w:sz w:val="20"/>
@@ -498,6 +531,13 @@
       </w:r>
       <w:r>
         <w:rPr>
+          <w:sz w:val="20"/>
+          <w:szCs w:val="20"/>
+        </w:rPr>
+        <w:t xml:space="preserve"> </w:t>
+      </w:r>
+      <w:r>
+        <w:rPr>
           <w:b/>
           <w:bCs/>
           <w:sz w:val="20"/>
@@ -561,6 +601,13 @@
       </w:r>
       <w:r>
         <w:rPr>
+          <w:sz w:val="20"/>
+          <w:szCs w:val="20"/>
+        </w:rPr>
+        <w:t xml:space="preserve"> </w:t>
+      </w:r>
+      <w:r>
+        <w:rPr>
           <w:b/>
           <w:bCs/>
           <w:sz w:val="20"/>
@@ -587,97 +634,55 @@
           <w:szCs w:val="20"/>
         </w:rPr>
         <w:t>for every pain/injury location)</w:t>
-      </w:r>
-    </w:p>
-    <w:p>
-      <w:pPr>
-        <w:spacing w:after="0" w:line="240" w:lineRule="auto"/>
-        <w:rPr>
-          <w:b/>
-          <w:bCs/>
-          <w:sz w:val="20"/>
-          <w:szCs w:val="20"/>
-          <w:u w:val="single"/>
-        </w:rPr>
-      </w:pPr>
-      <w:r>
-        <w:rPr>
-          <w:b/>
-          <w:bCs/>
-          <w:sz w:val="20"/>
-          <w:szCs w:val="20"/>
-        </w:rPr>
-        <w:t xml:space="preserve">   </w:t>
-      </w:r>
-      <w:r>
-        <w:rPr>
-          <w:b/>
-          <w:bCs/>
-          <w:sz w:val="20"/>
-          <w:szCs w:val="20"/>
-          <w:u w:val="single"/>
-        </w:rPr>
-        <w:t xml:space="preserve">INFORMATION FROM </w:t>
-      </w:r>
-      <w:r>
-        <w:rPr>
-          <w:b/>
-          <w:bCs/>
-          <w:sz w:val="20"/>
-          <w:szCs w:val="20"/>
-          <w:u w:val="single"/>
-        </w:rPr>
-        <w:t>RESPONDERS</w:t>
       </w:r>
     </w:p>
     <w:p>
       <w:pPr>
         <w:spacing w:after="0" w:line="360" w:lineRule="auto"/>
         <w:rPr>
+          <w:b/>
+          <w:bCs/>
           <w:sz w:val="20"/>
           <w:szCs w:val="20"/>
         </w:rPr>
       </w:pPr>
       <w:r>
         <w:rPr>
-          <w:sz w:val="20"/>
-          <w:szCs w:val="20"/>
-        </w:rPr>
-        <w:t>☐</w:t>
-      </w:r>
-      <w:r>
-        <w:rPr>
-          <w:sz w:val="20"/>
-          <w:szCs w:val="20"/>
-        </w:rPr>
-        <w:t xml:space="preserve"> </w:t>
-      </w:r>
-      <w:r>
-        <w:rPr>
-          <w:b/>
-          <w:bCs/>
-          <w:sz w:val="20"/>
-          <w:szCs w:val="20"/>
-        </w:rPr>
-        <w:t>RBS</w:t>
-      </w:r>
-      <w:r>
-        <w:rPr>
-          <w:b/>
-          <w:bCs/>
-          <w:sz w:val="20"/>
-          <w:szCs w:val="20"/>
-        </w:rPr>
-        <w:t xml:space="preserve"> &amp; Head-to-Toe</w:t>
-      </w:r>
-      <w:r>
-        <w:rPr>
-          <w:b/>
-          <w:bCs/>
-          <w:sz w:val="20"/>
-          <w:szCs w:val="20"/>
-        </w:rPr>
-        <w:t xml:space="preserve"> Findings</w:t>
+          <w:b/>
+          <w:bCs/>
+          <w:sz w:val="20"/>
+          <w:szCs w:val="20"/>
+        </w:rPr>
+        <w:t xml:space="preserve">   </w:t>
+      </w:r>
+      <w:r>
+        <w:rPr>
+          <w:b/>
+          <w:bCs/>
+          <w:sz w:val="20"/>
+          <w:szCs w:val="20"/>
+          <w:u w:val="single"/>
+        </w:rPr>
+        <w:t xml:space="preserve">FROM </w:t>
+      </w:r>
+      <w:r>
+        <w:rPr>
+          <w:b/>
+          <w:bCs/>
+          <w:sz w:val="20"/>
+          <w:szCs w:val="20"/>
+          <w:u w:val="single"/>
+        </w:rPr>
+        <w:t>RESPONDERS</w:t>
+      </w:r>
+      <w:r>
+        <w:rPr>
+          <w:b/>
+          <w:bCs/>
+          <w:sz w:val="20"/>
+          <w:szCs w:val="20"/>
+        </w:rPr>
+        <w:t>:</w:t>
       </w:r>
     </w:p>
     <w:p>
@@ -704,61 +709,43 @@
       </w:r>
       <w:r>
         <w:rPr>
-          <w:b/>
-          <w:bCs/>
-          <w:sz w:val="20"/>
-          <w:szCs w:val="20"/>
-        </w:rPr>
-        <w:t xml:space="preserve">Vitals </w:t>
-      </w:r>
-      <w:r>
-        <w:rPr>
-          <w:i/>
-          <w:iCs/>
-          <w:color w:val="7F7F7F" w:themeColor="text1" w:themeTint="80"/>
-          <w:sz w:val="20"/>
-          <w:szCs w:val="20"/>
-        </w:rPr>
-        <w:t>(</w:t>
-      </w:r>
-      <w:r>
-        <w:rPr>
-          <w:i/>
-          <w:iCs/>
-          <w:color w:val="7F7F7F" w:themeColor="text1" w:themeTint="80"/>
-          <w:sz w:val="20"/>
-          <w:szCs w:val="20"/>
-        </w:rPr>
-        <w:t xml:space="preserve">value </w:t>
-      </w:r>
-      <w:r>
-        <w:rPr>
-          <w:i/>
-          <w:iCs/>
-          <w:color w:val="7F7F7F" w:themeColor="text1" w:themeTint="80"/>
-          <w:sz w:val="20"/>
-          <w:szCs w:val="20"/>
-        </w:rPr>
-        <w:t>+</w:t>
-      </w:r>
-      <w:r>
-        <w:rPr>
-          <w:i/>
-          <w:iCs/>
-          <w:color w:val="7F7F7F" w:themeColor="text1" w:themeTint="80"/>
-          <w:sz w:val="20"/>
-          <w:szCs w:val="20"/>
-        </w:rPr>
-        <w:t xml:space="preserve"> time, minimum 2 sets)</w:t>
+          <w:sz w:val="20"/>
+          <w:szCs w:val="20"/>
+        </w:rPr>
+        <w:t xml:space="preserve"> </w:t>
+      </w:r>
+      <w:r>
+        <w:rPr>
+          <w:b/>
+          <w:bCs/>
+          <w:sz w:val="20"/>
+          <w:szCs w:val="20"/>
+        </w:rPr>
+        <w:t>RBS</w:t>
+      </w:r>
+      <w:r>
+        <w:rPr>
+          <w:b/>
+          <w:bCs/>
+          <w:sz w:val="20"/>
+          <w:szCs w:val="20"/>
+        </w:rPr>
+        <w:t xml:space="preserve"> &amp; Head-to-Toe</w:t>
+      </w:r>
+      <w:r>
+        <w:rPr>
+          <w:b/>
+          <w:bCs/>
+          <w:sz w:val="20"/>
+          <w:szCs w:val="20"/>
+        </w:rPr>
+        <w:t xml:space="preserve"> Findings</w:t>
       </w:r>
     </w:p>
     <w:p>
       <w:pPr>
         <w:spacing w:after="0" w:line="360" w:lineRule="auto"/>
         <w:rPr>
-          <w:i/>
-          <w:iCs/>
-          <w:color w:val="7F7F7F" w:themeColor="text1" w:themeTint="80"/>
           <w:sz w:val="20"/>
           <w:szCs w:val="20"/>
         </w:rPr>
@@ -779,21 +766,19 @@
       </w:r>
       <w:r>
         <w:rPr>
-          <w:b/>
-          <w:bCs/>
-          <w:sz w:val="20"/>
-          <w:szCs w:val="20"/>
-        </w:rPr>
-        <w:t>Treatment or Supplies Given</w:t>
-      </w:r>
-      <w:r>
-        <w:rPr>
-          <w:b/>
-          <w:bCs/>
-          <w:sz w:val="20"/>
-          <w:szCs w:val="20"/>
-        </w:rPr>
-        <w:t xml:space="preserve"> </w:t>
+          <w:sz w:val="20"/>
+          <w:szCs w:val="20"/>
+        </w:rPr>
+        <w:t xml:space="preserve"> </w:t>
+      </w:r>
+      <w:r>
+        <w:rPr>
+          <w:b/>
+          <w:bCs/>
+          <w:sz w:val="20"/>
+          <w:szCs w:val="20"/>
+        </w:rPr>
+        <w:t xml:space="preserve">Vitals </w:t>
       </w:r>
       <w:r>
         <w:rPr>
@@ -813,33 +798,36 @@
           <w:sz w:val="20"/>
           <w:szCs w:val="20"/>
         </w:rPr>
-        <w:t>+ time</w:t>
-      </w:r>
-      <w:r>
-        <w:rPr>
-          <w:i/>
-          <w:iCs/>
-          <w:color w:val="7F7F7F" w:themeColor="text1" w:themeTint="80"/>
-          <w:sz w:val="20"/>
-          <w:szCs w:val="20"/>
-        </w:rPr>
-        <w:t>, specifics</w:t>
-      </w:r>
-      <w:r>
-        <w:rPr>
-          <w:i/>
-          <w:iCs/>
-          <w:color w:val="7F7F7F" w:themeColor="text1" w:themeTint="80"/>
-          <w:sz w:val="20"/>
-          <w:szCs w:val="20"/>
-        </w:rPr>
-        <w:t>)</w:t>
+        <w:t xml:space="preserve">value </w:t>
+      </w:r>
+      <w:r>
+        <w:rPr>
+          <w:i/>
+          <w:iCs/>
+          <w:color w:val="7F7F7F" w:themeColor="text1" w:themeTint="80"/>
+          <w:sz w:val="20"/>
+          <w:szCs w:val="20"/>
+        </w:rPr>
+        <w:t>+</w:t>
+      </w:r>
+      <w:r>
+        <w:rPr>
+          <w:i/>
+          <w:iCs/>
+          <w:color w:val="7F7F7F" w:themeColor="text1" w:themeTint="80"/>
+          <w:sz w:val="20"/>
+          <w:szCs w:val="20"/>
+        </w:rPr>
+        <w:t xml:space="preserve"> time, minimum 2 sets)</w:t>
       </w:r>
     </w:p>
     <w:p>
       <w:pPr>
         <w:spacing w:after="0" w:line="360" w:lineRule="auto"/>
         <w:rPr>
+          <w:i/>
+          <w:iCs/>
+          <w:color w:val="7F7F7F" w:themeColor="text1" w:themeTint="80"/>
           <w:sz w:val="20"/>
           <w:szCs w:val="20"/>
         </w:rPr>
@@ -860,22 +848,19 @@
       </w:r>
       <w:r>
         <w:rPr>
-          <w:b/>
-          <w:bCs/>
-          <w:sz w:val="20"/>
-          <w:szCs w:val="20"/>
-        </w:rPr>
-        <w:t>O</w:t>
-      </w:r>
-      <w:r>
-        <w:rPr>
-          <w:b/>
-          <w:bCs/>
-          <w:sz w:val="20"/>
-          <w:szCs w:val="20"/>
-          <w:vertAlign w:val="subscript"/>
-        </w:rPr>
-        <w:t>2</w:t>
+          <w:sz w:val="20"/>
+          <w:szCs w:val="20"/>
+        </w:rPr>
+        <w:t xml:space="preserve"> </w:t>
+      </w:r>
+      <w:r>
+        <w:rPr>
+          <w:b/>
+          <w:bCs/>
+          <w:sz w:val="20"/>
+          <w:szCs w:val="20"/>
+        </w:rPr>
+        <w:t>Treatment or Supplies Given</w:t>
       </w:r>
       <w:r>
         <w:rPr>
@@ -904,26 +889,33 @@
           <w:sz w:val="20"/>
           <w:szCs w:val="20"/>
         </w:rPr>
-        <w:t>time</w:t>
-      </w:r>
-      <w:r>
-        <w:rPr>
-          <w:i/>
-          <w:iCs/>
-          <w:color w:val="7F7F7F" w:themeColor="text1" w:themeTint="80"/>
-          <w:sz w:val="20"/>
-          <w:szCs w:val="20"/>
-        </w:rPr>
-        <w:t xml:space="preserve"> &amp; reason started/ended/changed, flow rate + changes)</w:t>
+        <w:t>+ time</w:t>
+      </w:r>
+      <w:r>
+        <w:rPr>
+          <w:i/>
+          <w:iCs/>
+          <w:color w:val="7F7F7F" w:themeColor="text1" w:themeTint="80"/>
+          <w:sz w:val="20"/>
+          <w:szCs w:val="20"/>
+        </w:rPr>
+        <w:t>, specifics</w:t>
+      </w:r>
+      <w:r>
+        <w:rPr>
+          <w:i/>
+          <w:iCs/>
+          <w:color w:val="7F7F7F" w:themeColor="text1" w:themeTint="80"/>
+          <w:sz w:val="20"/>
+          <w:szCs w:val="20"/>
+        </w:rPr>
+        <w:t>)</w:t>
       </w:r>
     </w:p>
     <w:p>
       <w:pPr>
         <w:spacing w:after="0" w:line="360" w:lineRule="auto"/>
         <w:rPr>
-          <w:i/>
-          <w:iCs/>
-          <w:color w:val="7F7F7F" w:themeColor="text1" w:themeTint="80"/>
           <w:sz w:val="20"/>
           <w:szCs w:val="20"/>
         </w:rPr>
@@ -944,12 +936,29 @@
       </w:r>
       <w:r>
         <w:rPr>
-          <w:b/>
-          <w:bCs/>
-          <w:sz w:val="20"/>
-          <w:szCs w:val="20"/>
-        </w:rPr>
-        <w:t>CPR/AED</w:t>
+          <w:sz w:val="20"/>
+          <w:szCs w:val="20"/>
+        </w:rPr>
+        <w:t xml:space="preserve"> </w:t>
+      </w:r>
+      <w:r>
+        <w:rPr>
+          <w:b/>
+          <w:bCs/>
+          <w:sz w:val="20"/>
+          <w:szCs w:val="20"/>
+        </w:rPr>
+        <w:t>O</w:t>
+      </w:r>
+      <w:r>
+        <w:rPr>
+          <w:b/>
+          <w:bCs/>
+          <w:sz w:val="20"/>
+          <w:szCs w:val="20"/>
+          <w:vertAlign w:val="subscript"/>
+        </w:rPr>
+        <w:t>2</w:t>
       </w:r>
       <w:r>
         <w:rPr>
@@ -978,119 +987,143 @@
           <w:sz w:val="20"/>
           <w:szCs w:val="20"/>
         </w:rPr>
-        <w:t>number of cycles, time started, AED # shocks…</w:t>
-      </w:r>
-      <w:r>
-        <w:rPr>
-          <w:i/>
-          <w:iCs/>
-          <w:color w:val="7F7F7F" w:themeColor="text1" w:themeTint="80"/>
-          <w:sz w:val="20"/>
-          <w:szCs w:val="20"/>
-        </w:rPr>
-        <w:t>)</w:t>
+        <w:t>time &amp; reason started/ended/changed, flow rate + changes)</w:t>
       </w:r>
     </w:p>
     <w:p>
       <w:pPr>
         <w:spacing w:after="0" w:line="360" w:lineRule="auto"/>
         <w:rPr>
-          <w:b/>
-          <w:bCs/>
-          <w:sz w:val="20"/>
-          <w:szCs w:val="20"/>
-          <w:u w:val="single"/>
+          <w:i/>
+          <w:iCs/>
+          <w:color w:val="7F7F7F" w:themeColor="text1" w:themeTint="80"/>
+          <w:sz w:val="20"/>
+          <w:szCs w:val="20"/>
         </w:rPr>
       </w:pPr>
       <w:r>
         <w:rPr>
-          <w:b/>
-          <w:bCs/>
-          <w:sz w:val="20"/>
-          <w:szCs w:val="20"/>
-        </w:rPr>
-        <w:t xml:space="preserve">   </w:t>
-      </w:r>
-      <w:r>
-        <w:rPr>
-          <w:b/>
-          <w:bCs/>
-          <w:sz w:val="20"/>
-          <w:szCs w:val="20"/>
-          <w:u w:val="single"/>
-        </w:rPr>
-        <w:t xml:space="preserve">INFORMATION FROM </w:t>
-      </w:r>
-      <w:r>
-        <w:rPr>
-          <w:b/>
-          <w:bCs/>
-          <w:sz w:val="20"/>
-          <w:szCs w:val="20"/>
-          <w:u w:val="single"/>
-        </w:rPr>
-        <w:t>PARAMEDICS</w:t>
+          <w:sz w:val="20"/>
+          <w:szCs w:val="20"/>
+        </w:rPr>
+        <w:t>☐</w:t>
+      </w:r>
+      <w:r>
+        <w:rPr>
+          <w:sz w:val="20"/>
+          <w:szCs w:val="20"/>
+        </w:rPr>
+        <w:t xml:space="preserve"> </w:t>
+      </w:r>
+      <w:r>
+        <w:rPr>
+          <w:sz w:val="20"/>
+          <w:szCs w:val="20"/>
+        </w:rPr>
+        <w:t xml:space="preserve"> </w:t>
+      </w:r>
+      <w:r>
+        <w:rPr>
+          <w:b/>
+          <w:bCs/>
+          <w:sz w:val="20"/>
+          <w:szCs w:val="20"/>
+        </w:rPr>
+        <w:t>CPR/AED</w:t>
+      </w:r>
+      <w:r>
+        <w:rPr>
+          <w:b/>
+          <w:bCs/>
+          <w:sz w:val="20"/>
+          <w:szCs w:val="20"/>
+        </w:rPr>
+        <w:t xml:space="preserve"> </w:t>
+      </w:r>
+      <w:r>
+        <w:rPr>
+          <w:i/>
+          <w:iCs/>
+          <w:color w:val="7F7F7F" w:themeColor="text1" w:themeTint="80"/>
+          <w:sz w:val="20"/>
+          <w:szCs w:val="20"/>
+        </w:rPr>
+        <w:t>(</w:t>
+      </w:r>
+      <w:r>
+        <w:rPr>
+          <w:i/>
+          <w:iCs/>
+          <w:color w:val="7F7F7F" w:themeColor="text1" w:themeTint="80"/>
+          <w:sz w:val="20"/>
+          <w:szCs w:val="20"/>
+        </w:rPr>
+        <w:t>number of cycles, time started, AED # shocks…</w:t>
+      </w:r>
+      <w:r>
+        <w:rPr>
+          <w:i/>
+          <w:iCs/>
+          <w:color w:val="7F7F7F" w:themeColor="text1" w:themeTint="80"/>
+          <w:sz w:val="20"/>
+          <w:szCs w:val="20"/>
+        </w:rPr>
+        <w:t>)</w:t>
       </w:r>
     </w:p>
     <w:p>
       <w:pPr>
         <w:spacing w:after="0" w:line="360" w:lineRule="auto"/>
         <w:rPr>
+          <w:b/>
+          <w:bCs/>
           <w:sz w:val="20"/>
           <w:szCs w:val="20"/>
         </w:rPr>
       </w:pPr>
       <w:r>
         <w:rPr>
-          <w:sz w:val="20"/>
-          <w:szCs w:val="20"/>
-        </w:rPr>
-        <w:t>☐</w:t>
-      </w:r>
-      <w:r>
-        <w:rPr>
-          <w:sz w:val="20"/>
-          <w:szCs w:val="20"/>
-        </w:rPr>
-        <w:t xml:space="preserve"> </w:t>
-      </w:r>
-      <w:r>
-        <w:rPr>
-          <w:b/>
-          <w:bCs/>
-          <w:sz w:val="20"/>
-          <w:szCs w:val="20"/>
-        </w:rPr>
-        <w:t xml:space="preserve">Unit Number &amp; Hospital Destination </w:t>
-      </w:r>
-      <w:r>
-        <w:rPr>
-          <w:i/>
-          <w:iCs/>
-          <w:color w:val="7F7F7F" w:themeColor="text1" w:themeTint="80"/>
-          <w:sz w:val="20"/>
-          <w:szCs w:val="20"/>
-        </w:rPr>
-        <w:t>(</w:t>
-      </w:r>
-      <w:r>
-        <w:rPr>
-          <w:i/>
-          <w:iCs/>
-          <w:color w:val="7F7F7F" w:themeColor="text1" w:themeTint="80"/>
-          <w:sz w:val="20"/>
-          <w:szCs w:val="20"/>
-        </w:rPr>
-        <w:t>if known)</w:t>
+          <w:b/>
+          <w:bCs/>
+          <w:sz w:val="20"/>
+          <w:szCs w:val="20"/>
+        </w:rPr>
+        <w:t xml:space="preserve">   </w:t>
+      </w:r>
+      <w:r>
+        <w:rPr>
+          <w:b/>
+          <w:bCs/>
+          <w:sz w:val="20"/>
+          <w:szCs w:val="20"/>
+          <w:u w:val="single"/>
+        </w:rPr>
+        <w:t xml:space="preserve">FROM </w:t>
+      </w:r>
+      <w:r>
+        <w:rPr>
+          <w:b/>
+          <w:bCs/>
+          <w:sz w:val="20"/>
+          <w:szCs w:val="20"/>
+          <w:u w:val="single"/>
+        </w:rPr>
+        <w:t>PARAMEDICS</w:t>
+      </w:r>
+      <w:r>
+        <w:rPr>
+          <w:b/>
+          <w:bCs/>
+          <w:sz w:val="20"/>
+          <w:szCs w:val="20"/>
+        </w:rPr>
+        <w:t>:</w:t>
       </w:r>
     </w:p>
     <w:p>
       <w:pPr>
         <w:spacing w:after="0" w:line="360" w:lineRule="auto"/>
         <w:rPr>
-          <w:i/>
-          <w:iCs/>
-          <w:color w:val="7F7F7F" w:themeColor="text1" w:themeTint="80"/>
           <w:sz w:val="20"/>
           <w:szCs w:val="20"/>
         </w:rPr>
@@ -1111,12 +1144,19 @@
       </w:r>
       <w:r>
         <w:rPr>
-          <w:b/>
-          <w:bCs/>
-          <w:sz w:val="20"/>
-          <w:szCs w:val="20"/>
-        </w:rPr>
-        <w:t xml:space="preserve">Time Transport Arrived </w:t>
+          <w:sz w:val="20"/>
+          <w:szCs w:val="20"/>
+        </w:rPr>
+        <w:t xml:space="preserve"> </w:t>
+      </w:r>
+      <w:r>
+        <w:rPr>
+          <w:b/>
+          <w:bCs/>
+          <w:sz w:val="20"/>
+          <w:szCs w:val="20"/>
+        </w:rPr>
+        <w:t xml:space="preserve">Unit Number &amp; Hospital Destination </w:t>
       </w:r>
       <w:r>
         <w:rPr>
@@ -1136,54 +1176,16 @@
           <w:sz w:val="20"/>
           <w:szCs w:val="20"/>
         </w:rPr>
-        <w:t>+ time care transferred, if different)</w:t>
-      </w:r>
-    </w:p>
-    <w:p>
-      <w:pPr>
-        <w:spacing w:after="0" w:line="240" w:lineRule="auto"/>
-        <w:rPr>
-          <w:b/>
-          <w:bCs/>
-          <w:sz w:val="20"/>
-          <w:szCs w:val="20"/>
-          <w:u w:val="single"/>
-        </w:rPr>
-      </w:pPr>
-      <w:r>
-        <w:rPr>
-          <w:b/>
-          <w:bCs/>
-          <w:sz w:val="20"/>
-          <w:szCs w:val="20"/>
-        </w:rPr>
-        <w:t xml:space="preserve">   </w:t>
-      </w:r>
-      <w:r>
-        <w:rPr>
-          <w:b/>
-          <w:bCs/>
-          <w:sz w:val="20"/>
-          <w:szCs w:val="20"/>
-          <w:u w:val="single"/>
-        </w:rPr>
-        <w:t xml:space="preserve">INFORMATION FROM </w:t>
-      </w:r>
-      <w:r>
-        <w:rPr>
-          <w:b/>
-          <w:bCs/>
-          <w:sz w:val="20"/>
-          <w:szCs w:val="20"/>
-          <w:u w:val="single"/>
-        </w:rPr>
-        <w:t>PROTECTION SERVICES</w:t>
+        <w:t>if known)</w:t>
       </w:r>
     </w:p>
     <w:p>
       <w:pPr>
         <w:spacing w:after="0" w:line="360" w:lineRule="auto"/>
         <w:rPr>
+          <w:i/>
+          <w:iCs/>
+          <w:color w:val="7F7F7F" w:themeColor="text1" w:themeTint="80"/>
           <w:sz w:val="20"/>
           <w:szCs w:val="20"/>
         </w:rPr>
@@ -1194,6 +1196,121 @@
           <w:szCs w:val="20"/>
         </w:rPr>
         <w:t>☐</w:t>
+      </w:r>
+      <w:r>
+        <w:rPr>
+          <w:sz w:val="20"/>
+          <w:szCs w:val="20"/>
+        </w:rPr>
+        <w:t xml:space="preserve"> </w:t>
+      </w:r>
+      <w:r>
+        <w:rPr>
+          <w:sz w:val="20"/>
+          <w:szCs w:val="20"/>
+        </w:rPr>
+        <w:t xml:space="preserve"> </w:t>
+      </w:r>
+      <w:r>
+        <w:rPr>
+          <w:b/>
+          <w:bCs/>
+          <w:sz w:val="20"/>
+          <w:szCs w:val="20"/>
+        </w:rPr>
+        <w:t xml:space="preserve">Time Transport Arrived </w:t>
+      </w:r>
+      <w:r>
+        <w:rPr>
+          <w:i/>
+          <w:iCs/>
+          <w:color w:val="7F7F7F" w:themeColor="text1" w:themeTint="80"/>
+          <w:sz w:val="20"/>
+          <w:szCs w:val="20"/>
+        </w:rPr>
+        <w:t>(</w:t>
+      </w:r>
+      <w:r>
+        <w:rPr>
+          <w:i/>
+          <w:iCs/>
+          <w:color w:val="7F7F7F" w:themeColor="text1" w:themeTint="80"/>
+          <w:sz w:val="20"/>
+          <w:szCs w:val="20"/>
+        </w:rPr>
+        <w:t>+ time care transferred, if different)</w:t>
+      </w:r>
+    </w:p>
+    <w:p>
+      <w:pPr>
+        <w:spacing w:after="0" w:line="360" w:lineRule="auto"/>
+        <w:rPr>
+          <w:b/>
+          <w:bCs/>
+          <w:sz w:val="20"/>
+          <w:szCs w:val="20"/>
+        </w:rPr>
+      </w:pPr>
+      <w:r>
+        <w:rPr>
+          <w:b/>
+          <w:bCs/>
+          <w:sz w:val="20"/>
+          <w:szCs w:val="20"/>
+        </w:rPr>
+        <w:t xml:space="preserve">   </w:t>
+      </w:r>
+      <w:r>
+        <w:rPr>
+          <w:b/>
+          <w:bCs/>
+          <w:sz w:val="20"/>
+          <w:szCs w:val="20"/>
+          <w:u w:val="single"/>
+        </w:rPr>
+        <w:t xml:space="preserve">FROM </w:t>
+      </w:r>
+      <w:r>
+        <w:rPr>
+          <w:b/>
+          <w:bCs/>
+          <w:sz w:val="20"/>
+          <w:szCs w:val="20"/>
+          <w:u w:val="single"/>
+        </w:rPr>
+        <w:t>PROTECTION SERVICES</w:t>
+      </w:r>
+      <w:r>
+        <w:rPr>
+          <w:b/>
+          <w:bCs/>
+          <w:sz w:val="20"/>
+          <w:szCs w:val="20"/>
+        </w:rPr>
+        <w:t>:</w:t>
+      </w:r>
+    </w:p>
+    <w:p>
+      <w:pPr>
+        <w:spacing w:after="0" w:line="360" w:lineRule="auto"/>
+        <w:rPr>
+          <w:sz w:val="20"/>
+          <w:szCs w:val="20"/>
+        </w:rPr>
+      </w:pPr>
+      <w:r>
+        <w:rPr>
+          <w:sz w:val="20"/>
+          <w:szCs w:val="20"/>
+        </w:rPr>
+        <w:t>☐</w:t>
+      </w:r>
+      <w:r>
+        <w:rPr>
+          <w:sz w:val="20"/>
+          <w:szCs w:val="20"/>
+        </w:rPr>
+        <w:t xml:space="preserve"> </w:t>
       </w:r>
       <w:r>
         <w:rPr>
@@ -1265,11 +1382,13 @@
         <w:tc>
           <w:tcPr>
             <w:tcW w:w="5750" w:type="dxa"/>
-            <w:shd w:val="clear" w:color="auto" w:fill="7F7F7F" w:themeFill="text1" w:themeFillTint="80"/>
+            <w:shd w:val="clear" w:color="auto" w:fill="153D63" w:themeFill="text2" w:themeFillTint="E6"/>
           </w:tcPr>
           <w:p>
             <w:pPr>
               <w:rPr>
+                <w:b/>
+                <w:bCs/>
                 <w:color w:val="FFFFFF" w:themeColor="background1"/>
                 <w:sz w:val="20"/>
                 <w:szCs w:val="20"/>
@@ -1277,27 +1396,13 @@
             </w:pPr>
             <w:r>
               <w:rPr>
+                <w:b/>
+                <w:bCs/>
                 <w:color w:val="FFFFFF" w:themeColor="background1"/>
                 <w:sz w:val="20"/>
                 <w:szCs w:val="20"/>
               </w:rPr>
-              <w:t xml:space="preserve">BEFORE </w:t>
-            </w:r>
-            <w:r>
-              <w:rPr>
-                <w:color w:val="FFFFFF" w:themeColor="background1"/>
-                <w:sz w:val="20"/>
-                <w:szCs w:val="20"/>
-              </w:rPr>
-              <w:t>LEAVING</w:t>
-            </w:r>
-            <w:r>
-              <w:rPr>
-                <w:color w:val="FFFFFF" w:themeColor="background1"/>
-                <w:sz w:val="20"/>
-                <w:szCs w:val="20"/>
-              </w:rPr>
-              <w:t xml:space="preserve"> SCENE</w:t>
+              <w:t>BEFORE LEAVING SCENE</w:t>
             </w:r>
           </w:p>
         </w:tc>
@@ -1327,6 +1432,13 @@
       </w:r>
       <w:r>
         <w:rPr>
+          <w:sz w:val="20"/>
+          <w:szCs w:val="20"/>
+        </w:rPr>
+        <w:t xml:space="preserve"> </w:t>
+      </w:r>
+      <w:r>
+        <w:rPr>
           <w:b/>
           <w:bCs/>
           <w:sz w:val="20"/>
@@ -1369,6 +1481,13 @@
           <w:szCs w:val="20"/>
         </w:rPr>
         <w:t>☐</w:t>
+      </w:r>
+      <w:r>
+        <w:rPr>
+          <w:sz w:val="20"/>
+          <w:szCs w:val="20"/>
+        </w:rPr>
+        <w:t xml:space="preserve"> </w:t>
       </w:r>
       <w:r>
         <w:rPr>
